--- a/az/discovery-articles/4.8 İnsan genomunun ardıcıllığının oxunması.docx
+++ b/az/discovery-articles/4.8 İnsan genomunun ardıcıllığının oxunması.docx
@@ -8,7 +8,7 @@
         <w:widowControl/>
       </w:pPr>
       <w:r>
-        <w:t>4.8 İnsan genomunun ardıcıllığının oxunması</w:t>
+        <w:t xml:space="preserve">4.8 İnsan genomunun oxunması</w:t>
       </w:r>
     </w:p>
     <w:p>
@@ -20,7 +20,7 @@
         <w:rPr>
           <w:sz w:val="20"/>
         </w:rPr>
-        <w:t>4 Tibb biologiya və ictimai səhiyyə</w:t>
+        <w:t xml:space="preserve">4. Tibb, biologiya və ictimai səhiyyə</w:t>
       </w:r>
     </w:p>
     <w:p>
@@ -32,7 +32,7 @@
         <w:rPr>
           <w:sz w:val="20"/>
         </w:rPr>
-        <w:t>Dövr: 1990–2003 (İnsan Genomu Layihəsi); ilk tam ardıcıllıq — 2022 | Əsas iştirakçılar: İnsan Genomu Layihəsi konsorsiumu (ABŞ Milli Səhiyyə İnstitutları — NIH, Wellcome Trust fondu və bir neçə ölkə); Kreyq Venter (Celera Genomics)</w:t>
+        <w:t>Dövr: 1990–2003-cü illər — İnsan Genomu Layihəsi; 2022-ci il — insan genomunun əvvəllər oxunmamış mürəkkəb hissələrinin tamamlanmasında mühüm mərhələ | Əsas iştirakçılar: ABŞ Milli Səhiyyə İnstitutlarının (NIH), Böyük Britaniyanın Wellcome Trust fondunun və müxtəlif ölkələrin elmi qurumlarının dəstəklədiyi beynəlxalq konsorsium; Kreyg Venter və Celera şirkəti</w:t>
       </w:r>
     </w:p>
     <w:p>
@@ -40,7 +40,7 @@
         <w:widowControl/>
       </w:pPr>
       <w:r>
-        <w:t>Genomun sekvenslənməsi orqanizmin DNT-sindəki hərflərin sırasını oxumaqdır. İlkin variantı XXI əsrin başlanğıcında tamamlanan İnsan Genomu Layihəsi insan növü üçün istinad xəritəsi yaratdı.</w:t>
+        <w:t>Genomun oxunması orqanizmin DNT-sindəki kimyəvi «hərflərin» hansı ardıcıllıqla düzüldüyünü müəyyənləşdirməkdir. 2003-cü ildə başa çatan İnsan Genomu Layihəsi insanın genetik materialını araşdırmaq üçün ortaq istinad ardıcıllığı yaratdı. Bu, sonrakı tədqiqatlarda müqayisə üçün istifadə olunan genetik xəritə rolunu oynadı.</w:t>
       </w:r>
     </w:p>
     <w:p>
@@ -49,7 +49,7 @@
         <w:widowControl/>
       </w:pPr>
       <w:r>
-        <w:t>Əsas məlumatlar</w:t>
+        <w:t xml:space="preserve">Əsas məlumatlar</w:t>
       </w:r>
     </w:p>
     <w:p>
@@ -58,7 +58,7 @@
         <w:widowControl/>
       </w:pPr>
       <w:r>
-        <w:t>Genom orqanizmin genetik hərflərinin tam toplusudur.</w:t>
+        <w:t>Genom orqanizmin genetik materialının bütöv toplusudur.</w:t>
       </w:r>
     </w:p>
     <w:p>
@@ -67,7 +67,7 @@
         <w:widowControl/>
       </w:pPr>
       <w:r>
-        <w:t>Dövlət və ictimai qurumların İnsan Genomu Layihəsi 1990–2003-cü illərdə aparıldı; ilkin variant 2001-ci ildə nəşr olundu.</w:t>
+        <w:t>İnsan Genomu Layihəsi 1990–2003-cü illərdə həyata keçirildi. İlkin ardıcıllıq 2000-ci ildə elan olundu, onun elmi təsviri isə 2001-ci ildə dərc edildi.</w:t>
       </w:r>
     </w:p>
     <w:p>
@@ -76,7 +76,7 @@
         <w:widowControl/>
       </w:pPr>
       <w:r>
-        <w:t>İctimai konsorsiuma Frensis Kollinz, özəl təşəbbüsə C. Kreyq Venter rəhbərlik edirdi.</w:t>
+        <w:t>Frensis Kollinz beynəlxalq layihənin əsas rəhbərlərindən biri idi. Kreyg Venter isə Celera şirkətinin paralel tədqiqatına rəhbərlik edirdi.</w:t>
       </w:r>
     </w:p>
     <w:p>
@@ -85,7 +85,7 @@
         <w:widowControl/>
       </w:pPr>
       <w:r>
-        <w:t>Sonralar ardıcıllığın oxunmasının xərci və tələb etdiyi vaxt kəskin azaldı.</w:t>
+        <w:t>Sonrakı texnologiyalar DNT ardıcıllığını oxumağı xeyli sürətləndirdi və ucuzlaşdırdı.</w:t>
       </w:r>
     </w:p>
     <w:p>
@@ -94,7 +94,7 @@
         <w:widowControl/>
       </w:pPr>
       <w:r>
-        <w:t>Xəritənin olması hər genin mənasının tam başa düşülməsi demək deyil.</w:t>
+        <w:t>Genomun ardıcıllığını bilmək onun bütün hissələrinin nə iş gördüyünü anlamaq demək deyil.</w:t>
       </w:r>
     </w:p>
     <w:p>
@@ -103,15 +103,7 @@
         <w:widowControl/>
       </w:pPr>
       <w:r>
-        <w:t>Bu nədir</w:t>
-      </w:r>
-    </w:p>
-    <w:p>
-      <w:pPr>
-        <w:widowControl/>
-      </w:pPr>
-      <w:r>
-        <w:t>Genom orqanizmin dezoksiribonuklein turşusunda — DNT-də — saxlanan təlimatların bütöv toplusudur. Sekvensləmə bu molekullar boyunca A, C, G və T hərflərinin sırasını oxumaq deməkdir. İnsan genomu çox uzundur: tipik bir xromosom dəstində təxminən üç milyard hərf var. Buna görə ilk kifayət qədər tam xəritələr qlobal mühəndislik layihəsi tələb edirdi. İstinad ardıcıllığı hansısa «mükəmməl insanın» portreti deyil, hamının istifadə edə bildiyi ümumi əsasdır — tərcümeyi-haldan çox atlasa bənzəyir.</w:t>
+        <w:t xml:space="preserve">Bu nədir?</w:t>
       </w:r>
     </w:p>
     <w:p>
@@ -120,15 +112,7 @@
         <w:widowControl/>
       </w:pPr>
       <w:r>
-        <w:t>Kim kəşf edib və ya yaradıb</w:t>
-      </w:r>
-    </w:p>
-    <w:p>
-      <w:pPr>
-        <w:widowControl/>
-      </w:pPr>
-      <w:r>
-        <w:t>İnsan Genomu Layihəsi — ingiliscə Human Genome Project (HGP) — 1990-cı ildə başladı. Əsas işlər ABŞ, Britaniya və digər ölkələrdə aparılırdı. Sonralar ABŞ-dakı dövlət tərəfindən maliyyələşən işə Frensis Kollinz rəhbərlik etdi. C. Kreyq Venterin Celera şirkəti daha sürətli «shotgun» üsulundan — çoxsaylı fraqmentləri oxuyub birləşdirməkdən — istifadə etdi və nəticələrini paralel nəşr etdirdi. Minlərlə alim və texniki mütəxəssis çalışırdı. Nailiyyət elmi düşüncə qədər təşkilatçılığın da nəticəsi idi.</w:t>
+        <w:t xml:space="preserve">Genom orqanizmin DNT-də saxlanan genetik məlumatının bütöv toplusudur. Onu oxumaq DNT boyunca A, C, G və T ilə işarə edilən kimyəvi hissələrin — azotlu əsasların — sırasını müəyyənləşdirməkdir. Bu prosesə sekvensləmə, yəni ardıcıllığın müəyyənləşdirilməsi deyilir.</w:t>
       </w:r>
     </w:p>
     <w:p>
@@ -137,15 +121,7 @@
         <w:widowControl/>
       </w:pPr>
       <w:r>
-        <w:t>Nə vaxt və necə yaranıb</w:t>
-      </w:r>
-    </w:p>
-    <w:p>
-      <w:pPr>
-        <w:widowControl/>
-      </w:pPr>
-      <w:r>
-        <w:t>İşçi variant 2000-ci ildə elan edildi, 2001-ci ildə nəşr olundu. Layihənin daha dolğun istinad ardıcıllığı 2003-cü ildə hazırlandı. Avtomatlaşdırılmış sekvenatorlar, artan hesablama gücü və böyük bioloji layihəni maliyyələşdirmək barədə siyasi qərar bunu mümkün etdi. Dövlət və özəl qruplar arasındakı rəqabət son mərhələni sürətləndirdi. Sonrakı layihələr boşluqları doldurdu və müxtəlif əhali qruplarının genetik müxtəlifliyini xəritələşdirdi. 2022-ci ildə telomerdən telomerə — xromosomun bir ucundan o biri ucuna — insan genomunun oxunduğu bildirildi; 2003-cü il variantında qalan boşluqlar dolduruldu.</w:t>
+        <w:t xml:space="preserve">İnsanın bir xromosom dəstində təxminən üç milyard belə «hərf» var. Bu qədər böyük həcmdə məlumatı oxumaq, hissələri düzgün birləşdirmək və nəticəni yoxlamaq ilk vaxtlar müxtəlif ölkələrin birgə çalışmasını tələb edirdi. NHGRI-nin genomun oxunması haqqında izahı</w:t>
       </w:r>
     </w:p>
     <w:p>
@@ -154,15 +130,7 @@
         <w:widowControl/>
       </w:pPr>
       <w:r>
-        <w:t>Elm üçün əhəmiyyəti</w:t>
-      </w:r>
-    </w:p>
-    <w:p>
-      <w:pPr>
-        <w:widowControl/>
-      </w:pPr>
-      <w:r>
-        <w:t>Sekvensləmə genetikanı ayrı-ayrı genləri öyrənməkdən bütöv sistemləri oxumağa yönəltdi. Biologiya ilə hesablamanı birləşdirən bioinformatika yarandı. Alimlər insanı digər növlərlə müqayisə edə və xəstəliklə bağlı genetik variantları daha sistemli tapa bildilər. Layihə məlumatların açıq paylaşılması barədə normalar da formalaşdırdı. Ardıcıllığı bilmək bir vasitədir; insanın bütün xüsusiyyətlərinin izahı deyil.</w:t>
+        <w:t xml:space="preserve">Layihənin hazırladığı istinad ardıcıllığı hansısa «mükəmməl insanın» genetik təsviri deyil. O, tədqiqatçıların müxtəlif insanların DNT-sini müqayisə etmək üçün istifadə etdikləri ortaq nümunədir. Bunu hər bir insanın tərcümeyi-halı ilə deyil, araşdırmada yol göstərən atlasla müqayisə etmək olar.</w:t>
       </w:r>
     </w:p>
     <w:p>
@@ -171,15 +139,7 @@
         <w:widowControl/>
       </w:pPr>
       <w:r>
-        <w:t>Sonrakı inkişafa təsiri</w:t>
-      </w:r>
-    </w:p>
-    <w:p>
-      <w:pPr>
-        <w:widowControl/>
-      </w:pPr>
-      <w:r>
-        <w:t>Daha ucuz sekvenatorlar indi şişləri, epidemiya törədicilərini və qədim sümükləri araşdırmaq üçün istifadə olunur. Fərdi genomika, doğuşdan əvvəl genetik testlər və COVID-19 — 2019-cu ildə müəyyənləşdirilmiş koronavirus xəstəliyi — törədicisinin variantlarını izləmək bu inkişafın davamıdır. Gen kataloqları dərmanların hədəflərini seçməyə kömək edir. Tamamlanan xəritə DNT-nin nə qədər böyük hissəsinin zülal kodlaşdırmadığını da göstərərək yeni araşdırmalara yol açdı. İnsan Genomu Layihəsi sonrakı tədqiqatların istinad atlasıdır.</w:t>
+        <w:t xml:space="preserve">Kim həyata keçirib?</w:t>
       </w:r>
     </w:p>
     <w:p>
@@ -188,15 +148,178 @@
         <w:widowControl/>
       </w:pPr>
       <w:r>
-        <w:t>İnsan həyatını necə dəyişib</w:t>
+        <w:t xml:space="preserve">İnsan Genomu Layihəsi 1990-cı ildə beynəlxalq əməkdaşlıq kimi başladı. İşdə ABŞ, Böyük Britaniya və başqa ölkələrin universitetləri və tədqiqat mərkəzləri iştirak edirdi. Frensis Kollinz sonralar ABŞ-dakı işlərə rəhbərlik etdi və beynəlxalq əməkdaşlığın əsas təşkilatçılarından biri oldu.</w:t>
       </w:r>
     </w:p>
     <w:p>
       <w:pPr>
+        <w:pStyle w:val="Heading1"/>
         <w:widowControl/>
       </w:pPr>
       <w:r>
-        <w:t>Xəstələr bəzi nadir xəstəliklər və xərçənglər üçün daha dəqiq diaqnoz imkanı qazandılar. Cəmiyyətdə genetik məlumatların məxfiliyi, ayrı-seçkilik və genomun oxunduğu dövrdə insan təbiətinin mənası barədə müzakirələr yarandı. İş həm də insanların DNT səviyyəsində olduqca oxşar olduğunu göstərdi. Genomun oxunması insan növünü daha yaxşı tanımağa imkan verdi və bu bilikdən düşünülmüş istifadəni daha vacib etdi.</w:t>
+        <w:t xml:space="preserve">Kreyg Venterin rəhbərlik etdiyi Celera şirkəti isə paralel tədqiqat aparırdı. Şirkət DNT-ni çoxlu hissəyə bölüb oxumağa, sonra həmin hissələri kompüterlə birləşdirməyə əsaslanan bütöv genom üzrə «shotgun» yanaşmasını tətbiq etdi.</w:t>
+      </w:r>
+    </w:p>
+    <w:p>
+      <w:pPr>
+        <w:pStyle w:val="Heading1"/>
+        <w:widowControl/>
+      </w:pPr>
+      <w:r>
+        <w:t xml:space="preserve">Bu nailiyyətdə minlərlə alimin, mühəndisin, proqramçının və laboratoriya əməkdaşının payı vardı. Uğur elmi ideyalarla yanaşı, böyük həcmdə işin düzgün bölüşdürülməsindən və əlaqələndirilməsindən də asılı idi.</w:t>
+      </w:r>
+    </w:p>
+    <w:p>
+      <w:pPr>
+        <w:pStyle w:val="Heading1"/>
+        <w:widowControl/>
+      </w:pPr>
+      <w:r>
+        <w:t xml:space="preserve">Nə vaxt və necə həyata keçirilib?</w:t>
+      </w:r>
+    </w:p>
+    <w:p>
+      <w:pPr>
+        <w:pStyle w:val="Heading1"/>
+        <w:widowControl/>
+      </w:pPr>
+      <w:r>
+        <w:t xml:space="preserve">İnsan genomunun ilkin ardıcıllığı 2000-ci ildə ictimaiyyətə təqdim edildi, 2001-ci ildə isə elmi məqalələrdə dərc olundu. 2003-cü ildə layihənin başa çatdığı elan edildi. Bununla belə, həmin istinad ardıcıllığında o dövrün texnologiyası ilə oxunması çətin olan boşluqlar qalırdı. İnsan Genomu Layihəsi haqqında NHGRI məlumatı</w:t>
+      </w:r>
+    </w:p>
+    <w:p>
+      <w:pPr>
+        <w:pStyle w:val="Heading1"/>
+        <w:widowControl/>
+      </w:pPr>
+      <w:r>
+        <w:t xml:space="preserve">Avtomatlaşdırılmış DNT oxuma cihazları, daha güclü kompüterlər və irimiqyaslı bioloji tədqiqatlara ayrılan maliyyə bu işi mümkün etdi. Beynəlxalq layihə ilə özəl şirkətin rəqabəti də son mərhələdə işin sürətlənməsinə təsir göstərdi.</w:t>
+      </w:r>
+    </w:p>
+    <w:p>
+      <w:pPr>
+        <w:pStyle w:val="Heading1"/>
+        <w:widowControl/>
+      </w:pPr>
+      <w:r>
+        <w:t xml:space="preserve">Sonrakı tədqiqatlar oxunmamış hissələri tamamlamağa və müxtəlif insan qrupları arasındakı genetik fərqləri öyrənməyə yönəldi. 2022-ci ildə «telomerdən telomerə» — yəni xromosomun bir ucundan digər ucuna qədər — ardıcıllıq hazırlayan T2T konsorsiumu mühüm nəticə əldə etdi. Əvvəlki istinadlarda çatışmayan, xüsusilə çoxlu təkrarlardan ibarət mürəkkəb DNT sahələri oxundu. 2022-ci il nəticələri haqqında NHGRI məlumatı</w:t>
+      </w:r>
+    </w:p>
+    <w:p>
+      <w:pPr>
+        <w:pStyle w:val="Heading1"/>
+        <w:widowControl/>
+      </w:pPr>
+      <w:r>
+        <w:t xml:space="preserve">Bu iş bir istinad genomundakı boşluqların doldurulması idi; bütün insanların genetik müxtəlifliyinin tam təsvir edilməsi demək deyildi.</w:t>
+      </w:r>
+    </w:p>
+    <w:p>
+      <w:pPr>
+        <w:pStyle w:val="Heading1"/>
+        <w:widowControl/>
+      </w:pPr>
+      <w:r>
+        <w:t xml:space="preserve">Elm üçün əhəmiyyəti</w:t>
+      </w:r>
+    </w:p>
+    <w:p>
+      <w:pPr>
+        <w:pStyle w:val="Heading1"/>
+        <w:widowControl/>
+      </w:pPr>
+      <w:r>
+        <w:t xml:space="preserve">Genomun geniş miqyasda oxunması alimlərə ayrı-ayrı genlərlə yanaşı, onların bütöv sistem daxilindəki əlaqələrini də araşdırmaq imkanı verdi. İnsan DNT-sini başqa növlərin DNT-si ilə müqayisə etmək və xəstəliklərlə əlaqəli dəyişiklikləri daha sistemli axtarmaq mümkün oldu.</w:t>
+      </w:r>
+    </w:p>
+    <w:p>
+      <w:pPr>
+        <w:pStyle w:val="Heading1"/>
+        <w:widowControl/>
+      </w:pPr>
+      <w:r>
+        <w:t xml:space="preserve">Böyük həcmdə genetik məlumatın təhlili bioinformatikanın inkişafını sürətləndirdi. Bu sahə bioloji məlumatları kompüter üsulları və riyazi hesablamalarla araşdırır.</w:t>
+      </w:r>
+    </w:p>
+    <w:p>
+      <w:pPr>
+        <w:pStyle w:val="Heading1"/>
+        <w:widowControl/>
+      </w:pPr>
+      <w:r>
+        <w:t xml:space="preserve">Layihə elmi məlumatların açıq paylaşılmasına da mühüm töhfə verdi. Əldə olunan ardıcıllıqların tezliklə digər tədqiqatçılara açılması yeni işlərin aparılmasını asanlaşdırdı. İnsan Genomu Layihəsinin məlumat paylaşımına təsiri</w:t>
+      </w:r>
+    </w:p>
+    <w:p>
+      <w:pPr>
+        <w:pStyle w:val="Heading1"/>
+        <w:widowControl/>
+      </w:pPr>
+      <w:r>
+        <w:t xml:space="preserve">Lakin DNT-dəki «hərfləri» oxumaq onların hamısının mənasını bilmək deyil. Ardıcıllıq tədqiqat üçün əsas vasitədir; insanın bütün xüsusiyyətlərini təkbaşına izah etmir.</w:t>
+      </w:r>
+    </w:p>
+    <w:p>
+      <w:pPr>
+        <w:pStyle w:val="Heading1"/>
+        <w:widowControl/>
+      </w:pPr>
+      <w:r>
+        <w:t xml:space="preserve">Sonrakı inkişafa təsiri</w:t>
+      </w:r>
+    </w:p>
+    <w:p>
+      <w:pPr>
+        <w:pStyle w:val="Heading1"/>
+        <w:widowControl/>
+      </w:pPr>
+      <w:r>
+        <w:t xml:space="preserve">DNT-nin oxunmasının ucuzlaşması xərçəngin genetik xüsusiyyətlərinin araşdırılmasını, bəzi nadir xəstəliklərin diaqnostikasını və müalicənin xəstənin xüsusiyyətlərinə uyğun seçilməsini inkişaf etdirdi.</w:t>
+      </w:r>
+    </w:p>
+    <w:p>
+      <w:pPr>
+        <w:pStyle w:val="Heading1"/>
+        <w:widowControl/>
+      </w:pPr>
+      <w:r>
+        <w:t xml:space="preserve">Yeni imkanlar etik və ictimai suallar da yaratdı. Genetik məlumatı kim görə bilər? Ondan sığorta və ya işə qəbul zamanı ayrı-seçkilik üçün istifadə oluna bilərmi? Genlər insanın xüsusiyyətlərini nə dərəcədə müəyyənləşdirir?</w:t>
+      </w:r>
+    </w:p>
+    <w:p>
+      <w:pPr>
+        <w:pStyle w:val="Heading1"/>
+        <w:widowControl/>
+      </w:pPr>
+      <w:r>
+        <w:t xml:space="preserve">Genomların müqayisəsi insanların DNT baxımından bir-birinə çox oxşar olduğunu da daha aydın göstərdi. Fərqləri araşdırmaq qədər, ortaq genetik xüsusiyyətləri anlamaq da bu işin mühüm nəticəsidir.</w:t>
+      </w:r>
+    </w:p>
+    <w:p>
+      <w:pPr>
+        <w:pStyle w:val="Heading1"/>
+        <w:widowControl/>
+      </w:pPr>
+      <w:r>
+        <w:t xml:space="preserve">İnsan həyatını necə dəyişib?</w:t>
+      </w:r>
+    </w:p>
+    <w:p>
+      <w:pPr>
+        <w:pStyle w:val="Heading1"/>
+        <w:widowControl/>
+      </w:pPr>
+      <w:r>
+        <w:t xml:space="preserve">Genetik məlumatların oxunması bəzi nadir xəstəliklərin səbəbini müəyyənləşdirməyə və xərçəngin ayrı-ayrı növlərini daha dəqiq fərqləndirməyə kömək etdi. Bəzi xəstələr üçün bu, daha aydın diaqnoz və müalicə seçimi demək oldu.</w:t>
+      </w:r>
+    </w:p>
+    <w:p>
+      <w:pPr>
+        <w:pStyle w:val="Heading1"/>
+        <w:widowControl/>
+      </w:pPr>
+      <w:r>
+        <w:t xml:space="preserve">Eyni zamanda şəxsi genetik məlumatların qorunması və onlardan ədalətli istifadə cəmiyyətin müzakirə etdiyi məsələlərə çevrildi. İnsan genomunu oxumaq öz biologiyamız haqqında daha çox şey öyrənməyə imkan verdi. Bu bilikdən məsuliyyətlə istifadə etmək isə elmi irəliləyiş qədər mühüm vəzifə olaraq qalır.</w:t>
       </w:r>
     </w:p>
     <w:p>
@@ -217,7 +340,7 @@
         <w:rPr>
           <w:sz w:val="20"/>
         </w:rPr>
-        <w:t>B Rəy verilmiş məqalələr və orijinal elmi işlər</w:t>
+        <w:t>Rəy verilmiş məqalələr və orijinal elmi işlər</w:t>
       </w:r>
     </w:p>
     <w:p>
@@ -253,7 +376,7 @@
         <w:rPr>
           <w:sz w:val="20"/>
         </w:rPr>
-        <w:t>C Qurumların materialları və ensiklopedik mənbələr</w:t>
+        <w:t>Qurumların materialları və ensiklopedik mənbələr</w:t>
       </w:r>
     </w:p>
     <w:p>
@@ -313,7 +436,7 @@
         <w:rPr>
           <w:sz w:val="20"/>
         </w:rPr>
-        <w:t>G Kosmik agentliklər laboratoriyalar və elmi təşkilatlar</w:t>
+        <w:t>Kosmik agentliklər laboratoriyalar və elmi təşkilatlar</w:t>
       </w:r>
     </w:p>
     <w:p>
